--- a/backend-exhibits/Sharefile to Microsoft (OneDrive & SharePointOnline) Standard not included.docx
+++ b/backend-exhibits/Sharefile to Microsoft (OneDrive & SharePointOnline) Standard not included.docx
@@ -39,14 +39,14 @@
               <w:ind w:left="52"/>
               <w:jc w:val="center"/>
               <w:rPr>
-                <w:rFonts w:ascii="Arial" w:hAnsi="Arial" w:cs="Arial"/>
+                <w:rFonts w:ascii="Arial" w:hAnsi="Arial" w:cs="Arial" w:eastAsia="Arial"/>
                 <w:sz w:val="21"/>
                 <w:szCs w:val="21"/>
               </w:rPr>
             </w:pPr>
             <w:r>
               <w:rPr>
-                <w:rFonts w:ascii="Arial" w:eastAsia="Arial" w:hAnsi="Arial" w:cs="Arial"/>
+                <w:rFonts w:ascii="Arial" w:hAnsi="Arial" w:cs="Arial" w:eastAsia="Arial"/>
                 <w:b/>
                 <w:sz w:val="21"/>
                 <w:szCs w:val="21"/>
@@ -55,7 +55,7 @@
             </w:r>
             <w:r>
               <w:rPr>
-                <w:rFonts w:ascii="Arial" w:eastAsia="Arial" w:hAnsi="Arial" w:cs="Arial"/>
+                <w:rFonts w:ascii="Arial" w:hAnsi="Arial" w:cs="Arial" w:eastAsia="Arial"/>
                 <w:b/>
                 <w:sz w:val="21"/>
                 <w:szCs w:val="21"/>
@@ -64,7 +64,7 @@
             </w:r>
             <w:r>
               <w:rPr>
-                <w:rFonts w:ascii="Arial" w:eastAsia="Arial" w:hAnsi="Arial" w:cs="Arial"/>
+                <w:rFonts w:ascii="Arial" w:hAnsi="Arial" w:cs="Arial" w:eastAsia="Arial"/>
                 <w:b/>
                 <w:sz w:val="21"/>
                 <w:szCs w:val="21"/>
@@ -73,7 +73,7 @@
             </w:r>
             <w:r>
               <w:rPr>
-                <w:rFonts w:ascii="Arial" w:eastAsia="Arial" w:hAnsi="Arial" w:cs="Arial"/>
+                <w:rFonts w:ascii="Arial" w:hAnsi="Arial" w:cs="Arial" w:eastAsia="Arial"/>
                 <w:b/>
                 <w:sz w:val="21"/>
                 <w:szCs w:val="21"/>
@@ -82,7 +82,7 @@
             </w:r>
             <w:r>
               <w:rPr>
-                <w:rFonts w:ascii="Arial" w:eastAsia="Arial" w:hAnsi="Arial" w:cs="Arial"/>
+                <w:rFonts w:ascii="Arial" w:hAnsi="Arial" w:cs="Arial" w:eastAsia="Arial"/>
                 <w:b/>
                 <w:sz w:val="21"/>
                 <w:szCs w:val="21"/>
@@ -91,7 +91,7 @@
             </w:r>
             <w:r>
               <w:rPr>
-                <w:rFonts w:ascii="Arial" w:eastAsia="Arial" w:hAnsi="Arial" w:cs="Arial"/>
+                <w:rFonts w:ascii="Arial" w:hAnsi="Arial" w:cs="Arial" w:eastAsia="Arial"/>
                 <w:b/>
                 <w:sz w:val="21"/>
                 <w:szCs w:val="21"/>
@@ -100,7 +100,7 @@
             </w:r>
             <w:r>
               <w:rPr>
-                <w:rFonts w:ascii="Arial" w:eastAsia="Arial" w:hAnsi="Arial" w:cs="Arial"/>
+                <w:rFonts w:ascii="Arial" w:hAnsi="Arial" w:cs="Arial" w:eastAsia="Arial"/>
                 <w:b/>
                 <w:sz w:val="21"/>
                 <w:szCs w:val="21"/>
@@ -128,7 +128,7 @@
             <w:pPr>
               <w:ind w:left="3"/>
               <w:rPr>
-                <w:rFonts w:ascii="Arial" w:hAnsi="Arial" w:cs="Arial"/>
+                <w:rFonts w:ascii="Arial" w:hAnsi="Arial" w:cs="Arial" w:eastAsia="Arial"/>
                 <w:b/>
                 <w:bCs/>
                 <w:sz w:val="21"/>
@@ -137,7 +137,7 @@
             </w:pPr>
             <w:r>
               <w:rPr>
-                <w:rFonts w:ascii="Arial" w:hAnsi="Arial" w:cs="Arial"/>
+                <w:rFonts w:ascii="Arial" w:hAnsi="Arial" w:cs="Arial" w:eastAsia="Arial"/>
                 <w:b/>
                 <w:bCs/>
                 <w:sz w:val="21"/>
@@ -160,14 +160,14 @@
           <w:p>
             <w:pPr>
               <w:rPr>
-                <w:rFonts w:ascii="Arial" w:hAnsi="Arial" w:cs="Arial"/>
+                <w:rFonts w:ascii="Arial" w:hAnsi="Arial" w:cs="Arial" w:eastAsia="Arial"/>
                 <w:sz w:val="21"/>
                 <w:szCs w:val="21"/>
               </w:rPr>
             </w:pPr>
             <w:r>
               <w:rPr>
-                <w:rFonts w:ascii="Arial" w:hAnsi="Arial" w:cs="Arial"/>
+                <w:rFonts w:ascii="Arial" w:hAnsi="Arial" w:cs="Arial" w:eastAsia="Arial"/>
                 <w:sz w:val="21"/>
                 <w:szCs w:val="21"/>
               </w:rPr>
@@ -194,7 +194,7 @@
             <w:pPr>
               <w:ind w:left="3"/>
               <w:rPr>
-                <w:rFonts w:ascii="Arial" w:hAnsi="Arial" w:cs="Arial"/>
+                <w:rFonts w:ascii="Arial" w:hAnsi="Arial" w:cs="Arial" w:eastAsia="Arial"/>
                 <w:b/>
                 <w:bCs/>
                 <w:sz w:val="21"/>
@@ -203,7 +203,7 @@
             </w:pPr>
             <w:r>
               <w:rPr>
-                <w:rFonts w:ascii="Arial" w:hAnsi="Arial" w:cs="Arial"/>
+                <w:rFonts w:ascii="Arial" w:hAnsi="Arial" w:cs="Arial" w:eastAsia="Arial"/>
                 <w:b/>
                 <w:bCs/>
                 <w:sz w:val="21"/>
@@ -226,14 +226,14 @@
           <w:p>
             <w:pPr>
               <w:rPr>
-                <w:rFonts w:ascii="Arial" w:hAnsi="Arial" w:cs="Arial"/>
+                <w:rFonts w:ascii="Arial" w:hAnsi="Arial" w:cs="Arial" w:eastAsia="Arial"/>
                 <w:sz w:val="21"/>
                 <w:szCs w:val="21"/>
               </w:rPr>
             </w:pPr>
             <w:r>
               <w:rPr>
-                <w:rFonts w:ascii="Arial" w:hAnsi="Arial" w:cs="Arial"/>
+                <w:rFonts w:ascii="Arial" w:hAnsi="Arial" w:cs="Arial" w:eastAsia="Arial"/>
                 <w:sz w:val="21"/>
                 <w:szCs w:val="21"/>
               </w:rPr>
@@ -242,7 +242,7 @@
             <w:proofErr w:type="spellStart"/>
             <w:r>
               <w:rPr>
-                <w:rFonts w:ascii="Arial" w:hAnsi="Arial" w:cs="Arial"/>
+                <w:rFonts w:ascii="Arial" w:hAnsi="Arial" w:cs="Arial" w:eastAsia="Arial"/>
                 <w:sz w:val="21"/>
                 <w:szCs w:val="21"/>
               </w:rPr>
@@ -251,7 +251,7 @@
             <w:proofErr w:type="spellEnd"/>
             <w:r>
               <w:rPr>
-                <w:rFonts w:ascii="Arial" w:hAnsi="Arial" w:cs="Arial"/>
+                <w:rFonts w:ascii="Arial" w:hAnsi="Arial" w:cs="Arial" w:eastAsia="Arial"/>
                 <w:sz w:val="21"/>
                 <w:szCs w:val="21"/>
               </w:rPr>
@@ -278,7 +278,7 @@
             <w:pPr>
               <w:ind w:left="3"/>
               <w:rPr>
-                <w:rFonts w:ascii="Arial" w:hAnsi="Arial" w:cs="Arial"/>
+                <w:rFonts w:ascii="Arial" w:hAnsi="Arial" w:cs="Arial" w:eastAsia="Arial"/>
                 <w:b/>
                 <w:bCs/>
                 <w:sz w:val="21"/>
@@ -287,7 +287,7 @@
             </w:pPr>
             <w:r>
               <w:rPr>
-                <w:rFonts w:ascii="Arial" w:hAnsi="Arial" w:cs="Arial"/>
+                <w:rFonts w:ascii="Arial" w:hAnsi="Arial" w:cs="Arial" w:eastAsia="Arial"/>
                 <w:b/>
                 <w:bCs/>
                 <w:sz w:val="21"/>
@@ -310,14 +310,14 @@
           <w:p>
             <w:pPr>
               <w:rPr>
-                <w:rFonts w:ascii="Arial" w:hAnsi="Arial" w:cs="Arial"/>
+                <w:rFonts w:ascii="Arial" w:hAnsi="Arial" w:cs="Arial" w:eastAsia="Arial"/>
                 <w:sz w:val="21"/>
                 <w:szCs w:val="21"/>
               </w:rPr>
             </w:pPr>
             <w:r>
               <w:rPr>
-                <w:rFonts w:ascii="Arial" w:hAnsi="Arial" w:cs="Arial"/>
+                <w:rFonts w:ascii="Arial" w:hAnsi="Arial" w:cs="Arial" w:eastAsia="Arial"/>
                 <w:sz w:val="21"/>
                 <w:szCs w:val="21"/>
               </w:rPr>
@@ -344,7 +344,7 @@
             <w:pPr>
               <w:ind w:left="3"/>
               <w:rPr>
-                <w:rFonts w:ascii="Arial" w:hAnsi="Arial" w:cs="Arial"/>
+                <w:rFonts w:ascii="Arial" w:hAnsi="Arial" w:cs="Arial" w:eastAsia="Arial"/>
                 <w:b/>
                 <w:bCs/>
                 <w:sz w:val="21"/>
@@ -353,7 +353,7 @@
             </w:pPr>
             <w:r>
               <w:rPr>
-                <w:rFonts w:ascii="Arial" w:hAnsi="Arial" w:cs="Arial"/>
+                <w:rFonts w:ascii="Arial" w:hAnsi="Arial" w:cs="Arial" w:eastAsia="Arial"/>
                 <w:b/>
                 <w:bCs/>
                 <w:sz w:val="21"/>
@@ -376,7 +376,7 @@
           <w:p>
             <w:pPr>
               <w:rPr>
-                <w:rFonts w:ascii="Arial" w:hAnsi="Arial" w:cs="Arial"/>
+                <w:rFonts w:ascii="Arial" w:hAnsi="Arial" w:cs="Arial" w:eastAsia="Arial"/>
                 <w:sz w:val="21"/>
                 <w:szCs w:val="21"/>
               </w:rPr>
@@ -384,7 +384,7 @@
             <w:proofErr w:type="spellStart"/>
             <w:r>
               <w:rPr>
-                <w:rFonts w:ascii="Arial" w:hAnsi="Arial" w:cs="Arial"/>
+                <w:rFonts w:ascii="Arial" w:hAnsi="Arial" w:cs="Arial" w:eastAsia="Arial"/>
                 <w:sz w:val="21"/>
                 <w:szCs w:val="21"/>
               </w:rPr>
@@ -393,7 +393,7 @@
             <w:proofErr w:type="spellEnd"/>
             <w:r>
               <w:rPr>
-                <w:rFonts w:ascii="Arial" w:hAnsi="Arial" w:cs="Arial"/>
+                <w:rFonts w:ascii="Arial" w:hAnsi="Arial" w:cs="Arial" w:eastAsia="Arial"/>
                 <w:sz w:val="21"/>
                 <w:szCs w:val="21"/>
               </w:rPr>
@@ -419,7 +419,7 @@
           <w:p>
             <w:pPr>
               <w:rPr>
-                <w:rFonts w:ascii="Arial" w:hAnsi="Arial" w:cs="Arial"/>
+                <w:rFonts w:ascii="Arial" w:hAnsi="Arial" w:cs="Arial" w:eastAsia="Arial"/>
                 <w:b/>
                 <w:bCs/>
                 <w:sz w:val="21"/>
@@ -428,7 +428,7 @@
             </w:pPr>
             <w:r>
               <w:rPr>
-                <w:rFonts w:ascii="Arial" w:hAnsi="Arial" w:cs="Arial"/>
+                <w:rFonts w:ascii="Arial" w:hAnsi="Arial" w:cs="Arial" w:eastAsia="Arial"/>
                 <w:b/>
                 <w:bCs/>
                 <w:sz w:val="21"/>
@@ -452,14 +452,14 @@
             <w:pPr>
               <w:spacing w:line="240" w:lineRule="auto"/>
               <w:rPr>
-                <w:rFonts w:ascii="Arial" w:hAnsi="Arial" w:cs="Arial"/>
+                <w:rFonts w:ascii="Arial" w:hAnsi="Arial" w:cs="Arial" w:eastAsia="Arial"/>
                 <w:sz w:val="21"/>
                 <w:szCs w:val="21"/>
               </w:rPr>
             </w:pPr>
             <w:r>
               <w:rPr>
-                <w:rFonts w:ascii="Arial" w:hAnsi="Arial" w:cs="Arial"/>
+                <w:rFonts w:ascii="Arial" w:hAnsi="Arial" w:cs="Arial" w:eastAsia="Arial"/>
                 <w:sz w:val="21"/>
                 <w:szCs w:val="21"/>
               </w:rPr>
@@ -514,14 +514,14 @@
               <w:ind w:left="52"/>
               <w:jc w:val="center"/>
               <w:rPr>
-                <w:rFonts w:ascii="Arial" w:hAnsi="Arial" w:cs="Arial"/>
+                <w:rFonts w:ascii="Arial" w:hAnsi="Arial" w:cs="Arial" w:eastAsia="Arial"/>
                 <w:sz w:val="21"/>
                 <w:szCs w:val="21"/>
               </w:rPr>
             </w:pPr>
             <w:r>
               <w:rPr>
-                <w:rFonts w:ascii="Arial" w:eastAsia="Arial" w:hAnsi="Arial" w:cs="Arial"/>
+                <w:rFonts w:ascii="Arial" w:hAnsi="Arial" w:cs="Arial" w:eastAsia="Arial"/>
                 <w:b/>
                 <w:sz w:val="21"/>
                 <w:szCs w:val="21"/>
@@ -530,7 +530,7 @@
             </w:r>
             <w:r>
               <w:rPr>
-                <w:rFonts w:ascii="Arial" w:eastAsia="Arial" w:hAnsi="Arial" w:cs="Arial"/>
+                <w:rFonts w:ascii="Arial" w:hAnsi="Arial" w:cs="Arial" w:eastAsia="Arial"/>
                 <w:b/>
                 <w:sz w:val="21"/>
                 <w:szCs w:val="21"/>
@@ -539,7 +539,7 @@
             </w:r>
             <w:r>
               <w:rPr>
-                <w:rFonts w:ascii="Arial" w:eastAsia="Arial" w:hAnsi="Arial" w:cs="Arial"/>
+                <w:rFonts w:ascii="Arial" w:hAnsi="Arial" w:cs="Arial" w:eastAsia="Arial"/>
                 <w:b/>
                 <w:sz w:val="21"/>
                 <w:szCs w:val="21"/>
@@ -548,7 +548,7 @@
             </w:r>
             <w:r>
               <w:rPr>
-                <w:rFonts w:ascii="Arial" w:eastAsia="Arial" w:hAnsi="Arial" w:cs="Arial"/>
+                <w:rFonts w:ascii="Arial" w:hAnsi="Arial" w:cs="Arial" w:eastAsia="Arial"/>
                 <w:b/>
                 <w:sz w:val="21"/>
                 <w:szCs w:val="21"/>
@@ -557,7 +557,7 @@
             </w:r>
             <w:r>
               <w:rPr>
-                <w:rFonts w:ascii="Arial" w:eastAsia="Arial" w:hAnsi="Arial" w:cs="Arial"/>
+                <w:rFonts w:ascii="Arial" w:hAnsi="Arial" w:cs="Arial" w:eastAsia="Arial"/>
                 <w:b/>
                 <w:sz w:val="21"/>
                 <w:szCs w:val="21"/>
@@ -585,7 +585,7 @@
             <w:pPr>
               <w:ind w:left="3"/>
               <w:rPr>
-                <w:rFonts w:ascii="Arial" w:hAnsi="Arial" w:cs="Arial"/>
+                <w:rFonts w:ascii="Arial" w:hAnsi="Arial" w:cs="Arial" w:eastAsia="Arial"/>
                 <w:b/>
                 <w:bCs/>
                 <w:sz w:val="21"/>
@@ -594,7 +594,7 @@
             </w:pPr>
             <w:r>
               <w:rPr>
-                <w:rFonts w:ascii="Arial" w:hAnsi="Arial" w:cs="Arial"/>
+                <w:rFonts w:ascii="Arial" w:hAnsi="Arial" w:cs="Arial" w:eastAsia="Arial"/>
                 <w:b/>
                 <w:bCs/>
                 <w:sz w:val="21"/>
@@ -617,14 +617,14 @@
           <w:p>
             <w:pPr>
               <w:rPr>
-                <w:rFonts w:ascii="Arial" w:hAnsi="Arial" w:cs="Arial"/>
+                <w:rFonts w:ascii="Arial" w:hAnsi="Arial" w:cs="Arial" w:eastAsia="Arial"/>
                 <w:sz w:val="21"/>
                 <w:szCs w:val="21"/>
               </w:rPr>
             </w:pPr>
             <w:r>
               <w:rPr>
-                <w:rFonts w:ascii="Arial" w:hAnsi="Arial" w:cs="Arial"/>
+                <w:rFonts w:ascii="Arial" w:hAnsi="Arial" w:cs="Arial" w:eastAsia="Arial"/>
                 <w:sz w:val="21"/>
                 <w:szCs w:val="21"/>
               </w:rPr>
@@ -651,7 +651,7 @@
             <w:pPr>
               <w:ind w:left="3"/>
               <w:rPr>
-                <w:rFonts w:ascii="Arial" w:hAnsi="Arial" w:cs="Arial"/>
+                <w:rFonts w:ascii="Arial" w:hAnsi="Arial" w:cs="Arial" w:eastAsia="Arial"/>
                 <w:b/>
                 <w:bCs/>
                 <w:sz w:val="21"/>
@@ -660,7 +660,7 @@
             </w:pPr>
             <w:r>
               <w:rPr>
-                <w:rFonts w:ascii="Arial" w:hAnsi="Arial" w:cs="Arial"/>
+                <w:rFonts w:ascii="Arial" w:hAnsi="Arial" w:cs="Arial" w:eastAsia="Arial"/>
                 <w:b/>
                 <w:bCs/>
                 <w:sz w:val="21"/>
@@ -672,7 +672,7 @@
               <w:rPr>
                 <w:b/>
                 <w:bCs/>
-                <w:szCs w:val="22"/>
+                <w:szCs w:val="21"/>
                 <w:shd w:val="clear" w:color="auto" w:fill="8EA9DB"/>
               </w:rPr>
               <w:t xml:space="preserve"> </w:t>
@@ -692,14 +692,14 @@
           <w:p>
             <w:pPr>
               <w:rPr>
-                <w:rFonts w:ascii="Arial" w:hAnsi="Arial" w:cs="Arial"/>
+                <w:rFonts w:ascii="Arial" w:hAnsi="Arial" w:cs="Arial" w:eastAsia="Arial"/>
                 <w:sz w:val="21"/>
                 <w:szCs w:val="21"/>
               </w:rPr>
             </w:pPr>
             <w:r>
               <w:rPr>
-                <w:rFonts w:ascii="Arial" w:hAnsi="Arial" w:cs="Arial"/>
+                <w:rFonts w:ascii="Arial" w:hAnsi="Arial" w:cs="Arial" w:eastAsia="Arial"/>
                 <w:sz w:val="21"/>
                 <w:szCs w:val="21"/>
               </w:rPr>
@@ -708,7 +708,7 @@
             <w:proofErr w:type="spellStart"/>
             <w:r>
               <w:rPr>
-                <w:rFonts w:ascii="Arial" w:hAnsi="Arial" w:cs="Arial"/>
+                <w:rFonts w:ascii="Arial" w:hAnsi="Arial" w:cs="Arial" w:eastAsia="Arial"/>
                 <w:sz w:val="21"/>
                 <w:szCs w:val="21"/>
               </w:rPr>
@@ -717,7 +717,7 @@
             <w:proofErr w:type="spellEnd"/>
             <w:r>
               <w:rPr>
-                <w:rFonts w:ascii="Arial" w:hAnsi="Arial" w:cs="Arial"/>
+                <w:rFonts w:ascii="Arial" w:hAnsi="Arial" w:cs="Arial" w:eastAsia="Arial"/>
                 <w:sz w:val="21"/>
                 <w:szCs w:val="21"/>
               </w:rPr>
@@ -744,7 +744,7 @@
             <w:pPr>
               <w:ind w:left="3"/>
               <w:rPr>
-                <w:rFonts w:ascii="Arial" w:hAnsi="Arial" w:cs="Arial"/>
+                <w:rFonts w:ascii="Arial" w:hAnsi="Arial" w:cs="Arial" w:eastAsia="Arial"/>
                 <w:b/>
                 <w:bCs/>
                 <w:sz w:val="21"/>
@@ -753,7 +753,7 @@
             </w:pPr>
             <w:r>
               <w:rPr>
-                <w:rFonts w:ascii="Arial" w:hAnsi="Arial" w:cs="Arial"/>
+                <w:rFonts w:ascii="Arial" w:hAnsi="Arial" w:cs="Arial" w:eastAsia="Arial"/>
                 <w:b/>
                 <w:bCs/>
                 <w:sz w:val="21"/>
@@ -776,14 +776,14 @@
           <w:p>
             <w:pPr>
               <w:rPr>
-                <w:rFonts w:ascii="Arial" w:hAnsi="Arial" w:cs="Arial"/>
+                <w:rFonts w:ascii="Arial" w:hAnsi="Arial" w:cs="Arial" w:eastAsia="Arial"/>
                 <w:sz w:val="21"/>
                 <w:szCs w:val="21"/>
               </w:rPr>
             </w:pPr>
             <w:r>
               <w:rPr>
-                <w:rFonts w:ascii="Arial" w:hAnsi="Arial" w:cs="Arial"/>
+                <w:rFonts w:ascii="Arial" w:hAnsi="Arial" w:cs="Arial" w:eastAsia="Arial"/>
                 <w:sz w:val="21"/>
                 <w:szCs w:val="21"/>
               </w:rPr>
@@ -810,7 +810,7 @@
             <w:pPr>
               <w:ind w:left="3"/>
               <w:rPr>
-                <w:rFonts w:ascii="Arial" w:hAnsi="Arial" w:cs="Arial"/>
+                <w:rFonts w:ascii="Arial" w:hAnsi="Arial" w:cs="Arial" w:eastAsia="Arial"/>
                 <w:b/>
                 <w:bCs/>
                 <w:sz w:val="21"/>
@@ -819,7 +819,7 @@
             </w:pPr>
             <w:r>
               <w:rPr>
-                <w:rFonts w:ascii="Arial" w:hAnsi="Arial" w:cs="Arial"/>
+                <w:rFonts w:ascii="Arial" w:hAnsi="Arial" w:cs="Arial" w:eastAsia="Arial"/>
                 <w:b/>
                 <w:bCs/>
                 <w:sz w:val="21"/>
@@ -842,7 +842,7 @@
           <w:p>
             <w:pPr>
               <w:rPr>
-                <w:rFonts w:ascii="Arial" w:hAnsi="Arial" w:cs="Arial"/>
+                <w:rFonts w:ascii="Arial" w:hAnsi="Arial" w:cs="Arial" w:eastAsia="Arial"/>
                 <w:sz w:val="21"/>
                 <w:szCs w:val="21"/>
               </w:rPr>
@@ -850,7 +850,7 @@
             <w:proofErr w:type="spellStart"/>
             <w:r>
               <w:rPr>
-                <w:rFonts w:ascii="Arial" w:hAnsi="Arial" w:cs="Arial"/>
+                <w:rFonts w:ascii="Arial" w:hAnsi="Arial" w:cs="Arial" w:eastAsia="Arial"/>
                 <w:sz w:val="21"/>
                 <w:szCs w:val="21"/>
               </w:rPr>
@@ -859,7 +859,7 @@
             <w:proofErr w:type="spellEnd"/>
             <w:r>
               <w:rPr>
-                <w:rFonts w:ascii="Arial" w:hAnsi="Arial" w:cs="Arial"/>
+                <w:rFonts w:ascii="Arial" w:hAnsi="Arial" w:cs="Arial" w:eastAsia="Arial"/>
                 <w:sz w:val="21"/>
                 <w:szCs w:val="21"/>
               </w:rPr>
@@ -885,7 +885,7 @@
           <w:p>
             <w:pPr>
               <w:rPr>
-                <w:rFonts w:ascii="Arial" w:hAnsi="Arial" w:cs="Arial"/>
+                <w:rFonts w:ascii="Arial" w:hAnsi="Arial" w:cs="Arial" w:eastAsia="Arial"/>
                 <w:b/>
                 <w:bCs/>
                 <w:sz w:val="21"/>
@@ -894,7 +894,7 @@
             </w:pPr>
             <w:r>
               <w:rPr>
-                <w:rFonts w:ascii="Arial" w:hAnsi="Arial" w:cs="Arial"/>
+                <w:rFonts w:ascii="Arial" w:hAnsi="Arial" w:cs="Arial" w:eastAsia="Arial"/>
                 <w:b/>
                 <w:bCs/>
                 <w:sz w:val="21"/>
@@ -918,14 +918,14 @@
             <w:pPr>
               <w:spacing w:line="240" w:lineRule="auto"/>
               <w:rPr>
-                <w:rFonts w:ascii="Arial" w:hAnsi="Arial" w:cs="Arial"/>
+                <w:rFonts w:ascii="Arial" w:hAnsi="Arial" w:cs="Arial" w:eastAsia="Arial"/>
                 <w:sz w:val="21"/>
                 <w:szCs w:val="21"/>
               </w:rPr>
             </w:pPr>
             <w:r>
               <w:rPr>
-                <w:rFonts w:ascii="Arial" w:hAnsi="Arial" w:cs="Arial"/>
+                <w:rFonts w:ascii="Arial" w:hAnsi="Arial" w:cs="Arial" w:eastAsia="Arial"/>
                 <w:sz w:val="21"/>
                 <w:szCs w:val="21"/>
               </w:rPr>
@@ -951,10 +951,10 @@
   <w:docDefaults>
     <w:rPrDefault>
       <w:rPr>
-        <w:rFonts w:asciiTheme="minorHAnsi" w:eastAsiaTheme="minorHAnsi" w:hAnsiTheme="minorHAnsi" w:cstheme="minorBidi"/>
+        <w:rFonts w:ascii="Arial" w:hAnsi="Arial" w:cs="Arial" w:eastAsia="Arial"/>
         <w:kern w:val="2"/>
-        <w:sz w:val="24"/>
-        <w:szCs w:val="24"/>
+        <w:sz w:val="21"/>
+        <w:szCs w:val="21"/>
         <w:lang w:val="en-IN" w:eastAsia="en-US" w:bidi="ar-SA"/>
         <w14:ligatures w14:val="standardContextual"/>
       </w:rPr>
@@ -1351,9 +1351,9 @@
       <w:spacing w:line="259" w:lineRule="auto"/>
     </w:pPr>
     <w:rPr>
-      <w:rFonts w:ascii="Calibri" w:eastAsia="Calibri" w:hAnsi="Calibri" w:cs="Calibri"/>
+      <w:rFonts w:ascii="Arial" w:hAnsi="Arial" w:cs="Arial" w:eastAsia="Arial"/>
       <w:color w:val="000000"/>
-      <w:sz w:val="22"/>
+      <w:sz w:val="21"/>
       <w:lang w:eastAsia="en-IN"/>
     </w:rPr>
   </w:style>
@@ -1372,10 +1372,10 @@
       <w:outlineLvl w:val="0"/>
     </w:pPr>
     <w:rPr>
-      <w:rFonts w:asciiTheme="majorHAnsi" w:eastAsiaTheme="majorEastAsia" w:hAnsiTheme="majorHAnsi" w:cstheme="majorBidi"/>
+      <w:rFonts w:ascii="Arial" w:hAnsi="Arial" w:cs="Arial" w:eastAsia="Arial"/>
       <w:color w:val="0F4761" w:themeColor="accent1" w:themeShade="BF"/>
-      <w:sz w:val="40"/>
-      <w:szCs w:val="40"/>
+      <w:sz w:val="21"/>
+      <w:szCs w:val="21"/>
       <w:lang w:eastAsia="en-US"/>
     </w:rPr>
   </w:style>
@@ -1396,10 +1396,10 @@
       <w:outlineLvl w:val="1"/>
     </w:pPr>
     <w:rPr>
-      <w:rFonts w:asciiTheme="majorHAnsi" w:eastAsiaTheme="majorEastAsia" w:hAnsiTheme="majorHAnsi" w:cstheme="majorBidi"/>
+      <w:rFonts w:ascii="Arial" w:hAnsi="Arial" w:cs="Arial" w:eastAsia="Arial"/>
       <w:color w:val="0F4761" w:themeColor="accent1" w:themeShade="BF"/>
-      <w:sz w:val="32"/>
-      <w:szCs w:val="32"/>
+      <w:sz w:val="21"/>
+      <w:szCs w:val="21"/>
       <w:lang w:eastAsia="en-US"/>
     </w:rPr>
   </w:style>
@@ -1420,10 +1420,10 @@
       <w:outlineLvl w:val="2"/>
     </w:pPr>
     <w:rPr>
-      <w:rFonts w:asciiTheme="minorHAnsi" w:eastAsiaTheme="majorEastAsia" w:hAnsiTheme="minorHAnsi" w:cstheme="majorBidi"/>
+      <w:rFonts w:ascii="Arial" w:hAnsi="Arial" w:cs="Arial" w:eastAsia="Arial"/>
       <w:color w:val="0F4761" w:themeColor="accent1" w:themeShade="BF"/>
-      <w:sz w:val="28"/>
-      <w:szCs w:val="28"/>
+      <w:sz w:val="21"/>
+      <w:szCs w:val="21"/>
       <w:lang w:eastAsia="en-US"/>
     </w:rPr>
   </w:style>
@@ -1444,11 +1444,11 @@
       <w:outlineLvl w:val="3"/>
     </w:pPr>
     <w:rPr>
-      <w:rFonts w:asciiTheme="minorHAnsi" w:eastAsiaTheme="majorEastAsia" w:hAnsiTheme="minorHAnsi" w:cstheme="majorBidi"/>
+      <w:rFonts w:ascii="Arial" w:hAnsi="Arial" w:cs="Arial" w:eastAsia="Arial"/>
       <w:i/>
       <w:iCs/>
       <w:color w:val="0F4761" w:themeColor="accent1" w:themeShade="BF"/>
-      <w:sz w:val="24"/>
+      <w:sz w:val="21"/>
       <w:lang w:eastAsia="en-US"/>
     </w:rPr>
   </w:style>
@@ -1469,9 +1469,9 @@
       <w:outlineLvl w:val="4"/>
     </w:pPr>
     <w:rPr>
-      <w:rFonts w:asciiTheme="minorHAnsi" w:eastAsiaTheme="majorEastAsia" w:hAnsiTheme="minorHAnsi" w:cstheme="majorBidi"/>
+      <w:rFonts w:ascii="Arial" w:hAnsi="Arial" w:cs="Arial" w:eastAsia="Arial"/>
       <w:color w:val="0F4761" w:themeColor="accent1" w:themeShade="BF"/>
-      <w:sz w:val="24"/>
+      <w:sz w:val="21"/>
       <w:lang w:eastAsia="en-US"/>
     </w:rPr>
   </w:style>
@@ -1492,11 +1492,11 @@
       <w:outlineLvl w:val="5"/>
     </w:pPr>
     <w:rPr>
-      <w:rFonts w:asciiTheme="minorHAnsi" w:eastAsiaTheme="majorEastAsia" w:hAnsiTheme="minorHAnsi" w:cstheme="majorBidi"/>
+      <w:rFonts w:ascii="Arial" w:hAnsi="Arial" w:cs="Arial" w:eastAsia="Arial"/>
       <w:i/>
       <w:iCs/>
       <w:color w:val="595959" w:themeColor="text1" w:themeTint="A6"/>
-      <w:sz w:val="24"/>
+      <w:sz w:val="21"/>
       <w:lang w:eastAsia="en-US"/>
     </w:rPr>
   </w:style>
@@ -1517,9 +1517,9 @@
       <w:outlineLvl w:val="6"/>
     </w:pPr>
     <w:rPr>
-      <w:rFonts w:asciiTheme="minorHAnsi" w:eastAsiaTheme="majorEastAsia" w:hAnsiTheme="minorHAnsi" w:cstheme="majorBidi"/>
+      <w:rFonts w:ascii="Arial" w:hAnsi="Arial" w:cs="Arial" w:eastAsia="Arial"/>
       <w:color w:val="595959" w:themeColor="text1" w:themeTint="A6"/>
-      <w:sz w:val="24"/>
+      <w:sz w:val="21"/>
       <w:lang w:eastAsia="en-US"/>
     </w:rPr>
   </w:style>
@@ -1540,11 +1540,11 @@
       <w:outlineLvl w:val="7"/>
     </w:pPr>
     <w:rPr>
-      <w:rFonts w:asciiTheme="minorHAnsi" w:eastAsiaTheme="majorEastAsia" w:hAnsiTheme="minorHAnsi" w:cstheme="majorBidi"/>
+      <w:rFonts w:ascii="Arial" w:hAnsi="Arial" w:cs="Arial" w:eastAsia="Arial"/>
       <w:i/>
       <w:iCs/>
       <w:color w:val="272727" w:themeColor="text1" w:themeTint="D8"/>
-      <w:sz w:val="24"/>
+      <w:sz w:val="21"/>
       <w:lang w:eastAsia="en-US"/>
     </w:rPr>
   </w:style>
@@ -1565,9 +1565,9 @@
       <w:outlineLvl w:val="8"/>
     </w:pPr>
     <w:rPr>
-      <w:rFonts w:asciiTheme="minorHAnsi" w:eastAsiaTheme="majorEastAsia" w:hAnsiTheme="minorHAnsi" w:cstheme="majorBidi"/>
+      <w:rFonts w:ascii="Arial" w:hAnsi="Arial" w:cs="Arial" w:eastAsia="Arial"/>
       <w:color w:val="272727" w:themeColor="text1" w:themeTint="D8"/>
-      <w:sz w:val="24"/>
+      <w:sz w:val="21"/>
       <w:lang w:eastAsia="en-US"/>
     </w:rPr>
   </w:style>
@@ -1605,10 +1605,10 @@
     <w:uiPriority w:val="9"/>
     <w:rsid w:val="00C44E90"/>
     <w:rPr>
-      <w:rFonts w:asciiTheme="majorHAnsi" w:eastAsiaTheme="majorEastAsia" w:hAnsiTheme="majorHAnsi" w:cstheme="majorBidi"/>
+      <w:rFonts w:ascii="Arial" w:hAnsi="Arial" w:cs="Arial" w:eastAsia="Arial"/>
       <w:color w:val="0F4761" w:themeColor="accent1" w:themeShade="BF"/>
-      <w:sz w:val="40"/>
-      <w:szCs w:val="40"/>
+      <w:sz w:val="21"/>
+      <w:szCs w:val="21"/>
     </w:rPr>
   </w:style>
   <w:style w:type="character" w:customStyle="1" w:styleId="Heading2Char">
@@ -1619,10 +1619,10 @@
     <w:semiHidden/>
     <w:rsid w:val="00C44E90"/>
     <w:rPr>
-      <w:rFonts w:asciiTheme="majorHAnsi" w:eastAsiaTheme="majorEastAsia" w:hAnsiTheme="majorHAnsi" w:cstheme="majorBidi"/>
+      <w:rFonts w:ascii="Arial" w:hAnsi="Arial" w:cs="Arial" w:eastAsia="Arial"/>
       <w:color w:val="0F4761" w:themeColor="accent1" w:themeShade="BF"/>
-      <w:sz w:val="32"/>
-      <w:szCs w:val="32"/>
+      <w:sz w:val="21"/>
+      <w:szCs w:val="21"/>
     </w:rPr>
   </w:style>
   <w:style w:type="character" w:customStyle="1" w:styleId="Heading3Char">
@@ -1633,10 +1633,10 @@
     <w:semiHidden/>
     <w:rsid w:val="00C44E90"/>
     <w:rPr>
-      <w:rFonts w:eastAsiaTheme="majorEastAsia" w:cstheme="majorBidi"/>
+      <w:rFonts w:ascii="Arial" w:hAnsi="Arial" w:cs="Arial" w:eastAsia="Arial"/>
       <w:color w:val="0F4761" w:themeColor="accent1" w:themeShade="BF"/>
-      <w:sz w:val="28"/>
-      <w:szCs w:val="28"/>
+      <w:sz w:val="21"/>
+      <w:szCs w:val="21"/>
     </w:rPr>
   </w:style>
   <w:style w:type="character" w:customStyle="1" w:styleId="Heading4Char">
@@ -1647,7 +1647,7 @@
     <w:semiHidden/>
     <w:rsid w:val="00C44E90"/>
     <w:rPr>
-      <w:rFonts w:eastAsiaTheme="majorEastAsia" w:cstheme="majorBidi"/>
+      <w:rFonts w:ascii="Arial" w:hAnsi="Arial" w:cs="Arial" w:eastAsia="Arial"/>
       <w:i/>
       <w:iCs/>
       <w:color w:val="0F4761" w:themeColor="accent1" w:themeShade="BF"/>
@@ -1661,7 +1661,7 @@
     <w:semiHidden/>
     <w:rsid w:val="00C44E90"/>
     <w:rPr>
-      <w:rFonts w:eastAsiaTheme="majorEastAsia" w:cstheme="majorBidi"/>
+      <w:rFonts w:ascii="Arial" w:hAnsi="Arial" w:cs="Arial" w:eastAsia="Arial"/>
       <w:color w:val="0F4761" w:themeColor="accent1" w:themeShade="BF"/>
     </w:rPr>
   </w:style>
@@ -1673,7 +1673,7 @@
     <w:semiHidden/>
     <w:rsid w:val="00C44E90"/>
     <w:rPr>
-      <w:rFonts w:eastAsiaTheme="majorEastAsia" w:cstheme="majorBidi"/>
+      <w:rFonts w:ascii="Arial" w:hAnsi="Arial" w:cs="Arial" w:eastAsia="Arial"/>
       <w:i/>
       <w:iCs/>
       <w:color w:val="595959" w:themeColor="text1" w:themeTint="A6"/>
@@ -1687,7 +1687,7 @@
     <w:semiHidden/>
     <w:rsid w:val="00C44E90"/>
     <w:rPr>
-      <w:rFonts w:eastAsiaTheme="majorEastAsia" w:cstheme="majorBidi"/>
+      <w:rFonts w:ascii="Arial" w:hAnsi="Arial" w:cs="Arial" w:eastAsia="Arial"/>
       <w:color w:val="595959" w:themeColor="text1" w:themeTint="A6"/>
     </w:rPr>
   </w:style>
@@ -1699,7 +1699,7 @@
     <w:semiHidden/>
     <w:rsid w:val="00C44E90"/>
     <w:rPr>
-      <w:rFonts w:eastAsiaTheme="majorEastAsia" w:cstheme="majorBidi"/>
+      <w:rFonts w:ascii="Arial" w:hAnsi="Arial" w:cs="Arial" w:eastAsia="Arial"/>
       <w:i/>
       <w:iCs/>
       <w:color w:val="272727" w:themeColor="text1" w:themeTint="D8"/>
@@ -1713,7 +1713,7 @@
     <w:semiHidden/>
     <w:rsid w:val="00C44E90"/>
     <w:rPr>
-      <w:rFonts w:eastAsiaTheme="majorEastAsia" w:cstheme="majorBidi"/>
+      <w:rFonts w:ascii="Arial" w:hAnsi="Arial" w:cs="Arial" w:eastAsia="Arial"/>
       <w:color w:val="272727" w:themeColor="text1" w:themeTint="D8"/>
     </w:rPr>
   </w:style>
@@ -1730,12 +1730,12 @@
       <w:contextualSpacing/>
     </w:pPr>
     <w:rPr>
-      <w:rFonts w:asciiTheme="majorHAnsi" w:eastAsiaTheme="majorEastAsia" w:hAnsiTheme="majorHAnsi" w:cstheme="majorBidi"/>
+      <w:rFonts w:ascii="Arial" w:hAnsi="Arial" w:cs="Arial" w:eastAsia="Arial"/>
       <w:color w:val="auto"/>
       <w:spacing w:val="-10"/>
       <w:kern w:val="28"/>
-      <w:sz w:val="56"/>
-      <w:szCs w:val="56"/>
+      <w:sz w:val="21"/>
+      <w:szCs w:val="21"/>
       <w:lang w:eastAsia="en-US"/>
     </w:rPr>
   </w:style>
@@ -1746,11 +1746,11 @@
     <w:uiPriority w:val="10"/>
     <w:rsid w:val="00C44E90"/>
     <w:rPr>
-      <w:rFonts w:asciiTheme="majorHAnsi" w:eastAsiaTheme="majorEastAsia" w:hAnsiTheme="majorHAnsi" w:cstheme="majorBidi"/>
+      <w:rFonts w:ascii="Arial" w:hAnsi="Arial" w:cs="Arial" w:eastAsia="Arial"/>
       <w:spacing w:val="-10"/>
       <w:kern w:val="28"/>
-      <w:sz w:val="56"/>
-      <w:szCs w:val="56"/>
+      <w:sz w:val="21"/>
+      <w:szCs w:val="21"/>
     </w:rPr>
   </w:style>
   <w:style w:type="paragraph" w:styleId="Subtitle">
@@ -1768,11 +1768,11 @@
       <w:spacing w:line="278" w:lineRule="auto"/>
     </w:pPr>
     <w:rPr>
-      <w:rFonts w:asciiTheme="minorHAnsi" w:eastAsiaTheme="majorEastAsia" w:hAnsiTheme="minorHAnsi" w:cstheme="majorBidi"/>
+      <w:rFonts w:ascii="Arial" w:hAnsi="Arial" w:cs="Arial" w:eastAsia="Arial"/>
       <w:color w:val="595959" w:themeColor="text1" w:themeTint="A6"/>
       <w:spacing w:val="15"/>
-      <w:sz w:val="28"/>
-      <w:szCs w:val="28"/>
+      <w:sz w:val="21"/>
+      <w:szCs w:val="21"/>
       <w:lang w:eastAsia="en-US"/>
     </w:rPr>
   </w:style>
@@ -1783,11 +1783,11 @@
     <w:uiPriority w:val="11"/>
     <w:rsid w:val="00C44E90"/>
     <w:rPr>
-      <w:rFonts w:eastAsiaTheme="majorEastAsia" w:cstheme="majorBidi"/>
+      <w:rFonts w:ascii="Arial" w:hAnsi="Arial" w:cs="Arial" w:eastAsia="Arial"/>
       <w:color w:val="595959" w:themeColor="text1" w:themeTint="A6"/>
       <w:spacing w:val="15"/>
-      <w:sz w:val="28"/>
-      <w:szCs w:val="28"/>
+      <w:sz w:val="21"/>
+      <w:szCs w:val="21"/>
     </w:rPr>
   </w:style>
   <w:style w:type="paragraph" w:styleId="Quote">
@@ -1803,11 +1803,11 @@
       <w:jc w:val="center"/>
     </w:pPr>
     <w:rPr>
-      <w:rFonts w:asciiTheme="minorHAnsi" w:eastAsiaTheme="minorHAnsi" w:hAnsiTheme="minorHAnsi" w:cstheme="minorBidi"/>
+      <w:rFonts w:ascii="Arial" w:hAnsi="Arial" w:cs="Arial" w:eastAsia="Arial"/>
       <w:i/>
       <w:iCs/>
       <w:color w:val="404040" w:themeColor="text1" w:themeTint="BF"/>
-      <w:sz w:val="24"/>
+      <w:sz w:val="21"/>
       <w:lang w:eastAsia="en-US"/>
     </w:rPr>
   </w:style>
@@ -1835,9 +1835,9 @@
       <w:contextualSpacing/>
     </w:pPr>
     <w:rPr>
-      <w:rFonts w:asciiTheme="minorHAnsi" w:eastAsiaTheme="minorHAnsi" w:hAnsiTheme="minorHAnsi" w:cstheme="minorBidi"/>
+      <w:rFonts w:ascii="Arial" w:hAnsi="Arial" w:cs="Arial" w:eastAsia="Arial"/>
       <w:color w:val="auto"/>
-      <w:sz w:val="24"/>
+      <w:sz w:val="21"/>
       <w:lang w:eastAsia="en-US"/>
     </w:rPr>
   </w:style>
@@ -1871,11 +1871,11 @@
       <w:jc w:val="center"/>
     </w:pPr>
     <w:rPr>
-      <w:rFonts w:asciiTheme="minorHAnsi" w:eastAsiaTheme="minorHAnsi" w:hAnsiTheme="minorHAnsi" w:cstheme="minorBidi"/>
+      <w:rFonts w:ascii="Arial" w:hAnsi="Arial" w:cs="Arial" w:eastAsia="Arial"/>
       <w:i/>
       <w:iCs/>
       <w:color w:val="0F4761" w:themeColor="accent1" w:themeShade="BF"/>
-      <w:sz w:val="24"/>
+      <w:sz w:val="21"/>
       <w:lang w:eastAsia="en-US"/>
     </w:rPr>
   </w:style>
@@ -1912,7 +1912,7 @@
       <w:spacing w:after="0" w:line="240" w:lineRule="auto"/>
     </w:pPr>
     <w:rPr>
-      <w:rFonts w:eastAsiaTheme="minorEastAsia"/>
+      <w:rFonts w:ascii="Arial" w:hAnsi="Arial" w:cs="Arial" w:eastAsia="Arial"/>
       <w:lang w:eastAsia="en-IN"/>
     </w:rPr>
     <w:tblPr>
